--- a/zaini_case_audit_output/outputs/word/documents/140_مذكرة التماس من المحامي الشهري بتاريخ 13-07-1445 ـ ومرفقاتها ـ 42824717.docx
+++ b/zaini_case_audit_output/outputs/word/documents/140_مذكرة التماس من المحامي الشهري بتاريخ 13-07-1445 ـ ومرفقاتها ـ 42824717.docx
@@ -70,40 +70,37 @@
     <w:p/>
     <w:p>
       <w:pPr>
+        <w:pStyle w:val="Heading2"/>
         <w:jc w:val="right"/>
         <w:bidi/>
       </w:pPr>
       <w:r>
-        <w:rPr>
-          <w:b w:val="0"/>
-          <w:i w:val="0"/>
-        </w:rPr>
+        <w:t>[نص الضبط / الحكم — المتن الفعلي] ===</w:t>
+        <w:br/>
         <w:t>أسامه بن احمد بن عباس زيني</w:t>
       </w:r>
     </w:p>
     <w:p>
       <w:pPr>
+        <w:pStyle w:val="Heading2"/>
         <w:jc w:val="right"/>
         <w:bidi/>
       </w:pPr>
       <w:r>
-        <w:rPr>
-          <w:b w:val="0"/>
-          <w:i w:val="0"/>
-        </w:rPr>
+        <w:t>[بيانات الأطراف: المدعي / المدعى عليه / الحاضرون] ===</w:t>
+        <w:br/>
         <w:t>[المحتوى مكرر لاسم "أسامة بن احمد بن عباس زيني" مئات المرات — تمثيل OCR متكرر]</w:t>
       </w:r>
     </w:p>
     <w:p>
       <w:pPr>
+        <w:pStyle w:val="Heading2"/>
         <w:jc w:val="right"/>
         <w:bidi/>
       </w:pPr>
       <w:r>
-        <w:rPr>
-          <w:b w:val="0"/>
-          <w:i w:val="0"/>
-        </w:rPr>
+        <w:t>[نص الضبط / الحكم — المتن الفعلي] ===</w:t>
+        <w:br/>
         <w:t>،لدعلا ةرازول ةينو كللإا تامد ا ع ةقيثولا ة نم ققحتلا نكم و ، قيثوتلا تامد ي و كللإا ماظنلا نم ةقيثولا هذ تردص</w:t>
       </w:r>
     </w:p>
@@ -131,6 +128,16 @@
           <w:i w:val="0"/>
         </w:rPr>
         <w:t>ةفصلا ة و لا مقر ة و لا عون ةيس ا مسلاا فرطلا \#</w:t>
+      </w:r>
+    </w:p>
+    <w:p>
+      <w:pPr>
+        <w:pStyle w:val="Heading2"/>
+        <w:jc w:val="right"/>
+        <w:bidi/>
+      </w:pPr>
+      <w:r>
+        <w:t>[بيانات الأطراف: المدعي / المدعى عليه / الحاضرون] ===</w:t>
         <w:br/>
         <w:t>١ مو ل أسامه بن احمد بن عباس ز سعودي ل مد ي ١٠٠٨٠١٧٣٠١ أصالة عن نفسه</w:t>
         <w:br/>
@@ -139,14 +146,13 @@
     </w:p>
     <w:p>
       <w:pPr>
+        <w:pStyle w:val="Heading2"/>
         <w:jc w:val="right"/>
         <w:bidi/>
       </w:pPr>
       <w:r>
-        <w:rPr>
-          <w:b w:val="0"/>
-          <w:i w:val="0"/>
-        </w:rPr>
+        <w:t>[نص الضبط / الحكم — المتن الفعلي] ===</w:t>
+        <w:br/>
         <w:t>: قاطنلا</w:t>
         <w:br/>
         <w:t>ميلس لا و ملاتسلاا - كلذ بلطتي اميف عيقوتلاو ةمزلالا تاءارجلإا عيمج ءا إو ةقلاعلا تاذ تا ا عيمج ةعجارم - غلا ليكوت ليكولل قحي -</w:t>

--- a/zaini_case_audit_output/outputs/word/documents/140_مذكرة التماس من المحامي الشهري بتاريخ 13-07-1445 ـ ومرفقاتها ـ 42824717.docx
+++ b/zaini_case_audit_output/outputs/word/documents/140_مذكرة التماس من المحامي الشهري بتاريخ 13-07-1445 ـ ومرفقاتها ـ 42824717.docx
@@ -75,7 +75,7 @@
         <w:bidi/>
       </w:pPr>
       <w:r>
-        <w:t>[نص الضبط / الحكم — المتن الفعلي] ===</w:t>
+        <w:t>[المتن الفعلي: الوقائع / الأسباب / المنطوق] ===</w:t>
         <w:br/>
         <w:t>أسامه بن احمد بن عباس زيني</w:t>
       </w:r>
@@ -99,7 +99,7 @@
         <w:bidi/>
       </w:pPr>
       <w:r>
-        <w:t>[نص الضبط / الحكم — المتن الفعلي] ===</w:t>
+        <w:t>[المتن الفعلي: الوقائع / الأسباب / المنطوق] ===</w:t>
         <w:br/>
         <w:t>،لدعلا ةرازول ةينو كللإا تامد ا ع ةقيثولا ة نم ققحتلا نكم و ، قيثوتلا تامد ي و كللإا ماظنلا نم ةقيثولا هذ تردص</w:t>
       </w:r>
@@ -151,7 +151,7 @@
         <w:bidi/>
       </w:pPr>
       <w:r>
-        <w:t>[نص الضبط / الحكم — المتن الفعلي] ===</w:t>
+        <w:t>[المتن الفعلي: الوقائع / الأسباب / المنطوق] ===</w:t>
         <w:br/>
         <w:t>: قاطنلا</w:t>
         <w:br/>

--- a/zaini_case_audit_output/outputs/word/documents/140_مذكرة التماس من المحامي الشهري بتاريخ 13-07-1445 ـ ومرفقاتها ـ 42824717.docx
+++ b/zaini_case_audit_output/outputs/word/documents/140_مذكرة التماس من المحامي الشهري بتاريخ 13-07-1445 ـ ومرفقاتها ـ 42824717.docx
@@ -119,25 +119,14 @@
     </w:p>
     <w:p>
       <w:pPr>
-        <w:jc w:val="right"/>
-        <w:bidi/>
-      </w:pPr>
-      <w:r>
-        <w:rPr>
-          <w:b w:val="0"/>
-          <w:i w:val="0"/>
-        </w:rPr>
-        <w:t>ةفصلا ة و لا مقر ة و لا عون ةيس ا مسلاا فرطلا \#</w:t>
-      </w:r>
-    </w:p>
-    <w:p>
-      <w:pPr>
         <w:pStyle w:val="Heading2"/>
         <w:jc w:val="right"/>
         <w:bidi/>
       </w:pPr>
       <w:r>
         <w:t>[بيانات الأطراف: المدعي / المدعى عليه / الحاضرون] ===</w:t>
+        <w:br/>
+        <w:t>#\ الطرف االسم ا سية نوع ال و ة رقم ال و ة الصفة</w:t>
         <w:br/>
         <w:t>١ مو ل أسامه بن احمد بن عباس ز سعودي ل مد ي ١٠٠٨٠١٧٣٠١ أصالة عن نفسه</w:t>
         <w:br/>
@@ -155,7 +144,7 @@
         <w:br/>
         <w:t>: قاطنلا</w:t>
         <w:br/>
-        <w:t>ميلس لا و ملاتسلاا - كلذ بلطتي اميف عيقوتلاو ةمزلالا تاءارجلإا عيمج ءا إو ةقلاعلا تاذ تا ا عيمج ةعجارم - غلا ليكوت ليكولل قحي -</w:t>
+        <w:t>- يحق للوكيل توكيل الغ - مراجعة جميع ا ات ذات العالقة وإ اء جميع اإلجراءات الالزمة والتوقيع فيما يتطلب ذلك - االستالم و ال سليم</w:t>
       </w:r>
     </w:p>
     <w:p>
@@ -188,20 +177,29 @@
         <w:t>: ةلا ولا مقر م٢٠٢٤/٠٩/٢٣ | ـ ١٤٤٦/٠٣/٢٠ : ةلا ولا ءا نإ خ رات</w:t>
         <w:br/>
         <w:t>ةدمتعم : ةلا ولا ةلاح ةينو كللإا تلاا ولا تامدخ: ةلا ولا ردصم</w:t>
-        <w:br/>
-        <w:t>ةيدوعسلا ةي رعلا ةكلملما لدعلا ةرازو ةـلاـكو ةقيثو</w:t>
       </w:r>
     </w:p>
     <w:p>
       <w:pPr>
+        <w:pStyle w:val="Heading2"/>
         <w:jc w:val="right"/>
         <w:bidi/>
       </w:pPr>
       <w:r>
-        <w:rPr>
-          <w:b w:val="0"/>
-          <w:i w:val="0"/>
-        </w:rPr>
+        <w:t>[بيانات الأطراف: المدعي / المدعى عليه / الحاضرون] ===</w:t>
+        <w:br/>
+        <w:t>وثيقة وكـالـة وزارة العدل اململكة العر ية السعودية</w:t>
+      </w:r>
+    </w:p>
+    <w:p>
+      <w:pPr>
+        <w:pStyle w:val="Heading2"/>
+        <w:jc w:val="right"/>
+        <w:bidi/>
+      </w:pPr>
+      <w:r>
+        <w:t>[المتن الفعلي: الوقائع / الأسباب / المنطوق] ===</w:t>
+        <w:br/>
         <w:t>) ينیزو رابأ جراخت ةکرش نم ينیز سابع دمحأ خیشلا ةصح ١٤٢٨ ( :</w:t>
         <w:br/>
         <w:t>136,750,000\*.279 = 38,153,250</w:t>
@@ -240,7 +238,7 @@
           <w:b w:val="0"/>
           <w:i w:val="0"/>
         </w:rPr>
-        <w:t>[رركتم OCR ليثمت — فلملا ةياهن ىتح تارملا تائم "ينيز سابع نب دمحا نب ةماسأ" مسال رركم ىوتحملا]</w:t>
+        <w:t>[المحتوى مكرر لاسم "أسامة بن احمد بن عباس زيني" مئات المرات حتى نهاية الملف — تمثيل OCR متكرر]</w:t>
       </w:r>
     </w:p>
     <w:sectPr>

--- a/zaini_case_audit_output/outputs/word/documents/140_مذكرة التماس من المحامي الشهري بتاريخ 13-07-1445 ـ ومرفقاتها ـ 42824717.docx
+++ b/zaini_case_audit_output/outputs/word/documents/140_مذكرة التماس من المحامي الشهري بتاريخ 13-07-1445 ـ ومرفقاتها ـ 42824717.docx
@@ -159,7 +159,7 @@
         </w:rPr>
         <w:t>تايحلاصلا</w:t>
         <w:br/>
-        <w:t>مكا او تابلاطلما حر او ةباجلإا - ا ف نعطلاو تان بلاو دو شلا راضحإ - هنع عانتملااو هدرو ن ميلا بلط - ءاربلإا - لزانتلا - صلا - را نلإا - رارقلإا - ا لع درلاو ىواعدلا عامس - ةعفادلما و ةعفارلما</w:t>
+        <w:t>املرافعة و املدافعة - سماع الدعاوى والرد عل ا - اإلقرار - اإلن ار - الص - التنازل - اإلبراء - طلب اليم ن ورده واالمتناع عنه - إحضار الش ود والب نات والطعن ف ا - اإلجابة وا رح املطالبات وا اكم</w:t>
       </w:r>
     </w:p>
     <w:p>
@@ -200,17 +200,17 @@
       <w:r>
         <w:t>[المتن الفعلي: الوقائع / الأسباب / المنطوق] ===</w:t>
         <w:br/>
-        <w:t>) ينیزو رابأ جراخت ةکرش نم ينیز سابع دمحأ خیشلا ةصح ١٤٢٨ ( :</w:t>
+        <w:t>: ) ١٤٢٨ حصة الشیخ أحمد عباس زیني من شرکة تخارج أبار وزیني (</w:t>
         <w:br/>
         <w:t>136,750,000\*.279 = 38,153,250</w:t>
         <w:br/>
-        <w:t>ماعل ةمیقلا) ةیراقعلا لامعلأل ةفایضلا ةکرش نم ينیز سابع دمحأ خیشلا ةصح ١٤٢٩ (</w:t>
+        <w:t>) ١٤٢٩ حصة الشیخ أحمد عباس زیني من شرکة الضیافة لألعمال العقاریة (القیمة لعام</w:t>
         <w:br/>
         <w:t>:ةکرشلا نم ينیز لآ ةصح 228,785,567 x .779 = 178,223,956.69</w:t>
         <w:br/>
-        <w:t>سابع دمحأ خیشلا ةصح :ينیز 178,223,956.69\*.279 = 49,724,483.92</w:t>
+        <w:t>483.92,724,49 = .279*\956.69,223,178 زیني: حصة الشیخ أحمد عباس</w:t>
         <w:br/>
-        <w:t>:الله ھمحر ينیز سابع دمحأ خیشلل صصحلا میق يلامجا</w:t>
+        <w:t>اجمالي قیم الحصص للشیخ أحمد عباس زیني رحمھ هللا:</w:t>
         <w:br/>
         <w:t>38,153,250+49,724,483.92 = 87,877,733.92</w:t>
       </w:r>
